--- a/res/synthetic_fascicoli/fascicoli/fascicolo_sintetico_049/sentenza.docx
+++ b/res/synthetic_fascicoli/fascicoli/fascicolo_sintetico_049/sentenza.docx
@@ -338,7 +338,7 @@
               <w:rStyle w:val="PlaceholderText"/>
               <w:lang w:val="en-US"/>
             </w:rPr>
-            <w:t>623/2024</w:t>
+            <w:t/>
           </w:r>
         </w:sdtContent>
       </w:sdt>
@@ -400,7 +400,7 @@
               <w:rStyle w:val="PlaceholderText"/>
               <w:lang w:val="en-US"/>
             </w:rPr>
-            <w:t>Luca Bianchi-Silva</w:t>
+            <w:t>Larissa Souza-Souza</w:t>
           </w:r>
         </w:sdtContent>
       </w:sdt>
@@ -444,7 +444,7 @@
               <w:rStyle w:val="PlaceholderText"/>
               <w:lang w:val="en-US"/>
             </w:rPr>
-            <w:t>Matteo Gallo</w:t>
+            <w:t>Mateus Cardoso, Mateus Santos</w:t>
           </w:r>
         </w:sdtContent>
       </w:sdt>
@@ -805,7 +805,7 @@
             <w:rPr>
               <w:rStyle w:val="PlaceholderText"/>
             </w:rPr>
-            <w:t>20-07-2025</w:t>
+            <w:t>26-02-2025</w:t>
           </w:r>
         </w:sdtContent>
       </w:sdt>
@@ -909,7 +909,7 @@
               <w:rStyle w:val="PlaceholderText"/>
               <w:lang w:val="en-US"/>
             </w:rPr>
-            <w:t>Il Ministero dell'Interno, tramite l'Avvocatura Distrettuale dello Stato di Brescia, si è costituito in giudizio il 16-04-2025.</w:t>
+            <w:t>Nonostante la regolare notificazione del ricorso, il Ministero dell'Interno non si è costituito.</w:t>
           </w:r>
         </w:sdtContent>
       </w:sdt>
@@ -950,7 +950,7 @@
             <w:rPr>
               <w:rStyle w:val="PlaceholderText"/>
             </w:rPr>
-            <w:t>SI</w:t>
+            <w:t/>
           </w:r>
         </w:sdtContent>
       </w:sdt>
@@ -1034,7 +1034,7 @@
             <w:rPr>
               <w:rStyle w:val="PlaceholderText"/>
             </w:rPr>
-            <w:t>Paolo Luigi Neri</w:t>
+            <w:t>Rafael Carlos Oliveira</w:t>
           </w:r>
         </w:sdtContent>
       </w:sdt>
@@ -1149,7 +1149,7 @@
               <w:rStyle w:val="PlaceholderText"/>
               <w:lang w:val="en-US"/>
             </w:rPr>
-            <w:t>17-11-1843</w:t>
+            <w:t>14-12-1901</w:t>
           </w:r>
         </w:sdtContent>
       </w:sdt>
@@ -1368,7 +1368,7 @@
               <w:rStyle w:val="PlaceholderText"/>
               <w:lang w:val="en-US"/>
             </w:rPr>
-            <w:t>Linea di discendenza allegata: Paolo Luigi Neri -&gt; Luca Bianchi -&gt; Sara Ana Marini -&gt; Matteo Ana Gallo -&gt; Giulia Conti -&gt; Luca Bianchi</w:t>
+            <w:t>Linea di discendenza allegata: Rafael Carlos Oliveira -&gt; Mateus Joao Nunes -&gt; Larissa Souza</w:t>
           </w:r>
         </w:sdtContent>
       </w:sdt>
@@ -2513,7 +2513,7 @@
               <w:rStyle w:val="PlaceholderText"/>
               <w:lang w:val="en-US"/>
             </w:rPr>
-            <w:t/>
+            <w:t>Quest'ultima norma non si applica dunque al presente ricorso, iscritto a ruolo prima del 27.3.25.</w:t>
           </w:r>
         </w:p>
       </w:sdtContent>
@@ -2803,7 +2803,7 @@
               <w:rStyle w:val="PlaceholderText"/>
               <w:lang w:val="en-US"/>
             </w:rPr>
-            <w:t>Di contro, il Ministero dell'Interno si è limitato a evocare l'accertamento di eventuali fattispecie estintive del diritto, senza nemmeno allegarle (né aver provato una richiesta di informazioni all'Autorità Consolare).</w:t>
+            <w:t>Di contro, il Ministero dell'Interno non si è costituito.</w:t>
           </w:r>
         </w:p>
       </w:sdtContent>
@@ -3247,7 +3247,7 @@
               <w:rStyle w:val="PlaceholderText"/>
               <w:lang w:val="en-US"/>
             </w:rPr>
-            <w:t>Luca Bianchi-Silva, nato/a a  il </w:t>
+            <w:t>Larissa Souza-Souza, nato/a a Belo Horizonte il 09-05-1935</w:t>
           </w:r>
         </w:p>
       </w:sdtContent>
@@ -3294,7 +3294,7 @@
             <w:rPr>
               <w:rStyle w:val="PlaceholderText"/>
             </w:rPr>
-            <w:t>è cittadino italiano</w:t>
+            <w:t>è cittadina italiana</w:t>
           </w:r>
         </w:sdtContent>
       </w:sdt>
